--- a/apps/web/src/server/templates/goods_transfer_act_2026.docx
+++ b/apps/web/src/server/templates/goods_transfer_act_2026.docx
@@ -90,11 +90,13 @@
     <w:p>
       <w:pPr>
         <w:spacing w:after="40" w:before="0"/>
+        <w:jc w:val="both"/>
       </w:pPr>
     </w:p>
     <w:p>
       <w:pPr>
         <w:spacing w:after="120" w:before="0"/>
+        <w:jc w:val="both"/>
       </w:pPr>
       <w:r>
         <w:rPr>
@@ -104,12 +106,13 @@
           <w:sz w:val="24"/>
           <w:u w:val="none"/>
         </w:rPr>
-        <w:t>ООО «Про Мебель», именуемое в дальнейшем «Продавец», в лице генерального директора Батьковского Юрия Сергеевича, действующего на основании Устава, с одной стороны, и {{Client.fullName}}, именуемый(ая) в дальнейшем «Покупатель», с другой стороны, составили настоящий Акт о нижеследующем.</w:t>
+        <w:t>ООО «Про Мебель», именуемое в дальнейшем «Продавец», в лице генерального директора Батьковского Юрия Сергеевича, действующего на основании Устава, с одной стороны, и {{Client.fullName}}, {{Client.named}} в дальнейшем «Покупатель», с другой стороны, составили настоящий Акт о нижеследующем.</w:t>
       </w:r>
     </w:p>
     <w:p>
       <w:pPr>
         <w:spacing w:after="120" w:before="0"/>
+        <w:jc w:val="both"/>
       </w:pPr>
       <w:r>
         <w:rPr>
@@ -125,6 +128,7 @@
     <w:p>
       <w:pPr>
         <w:spacing w:after="120" w:before="0"/>
+        <w:jc w:val="both"/>
       </w:pPr>
       <w:r>
         <w:rPr>
@@ -140,6 +144,7 @@
     <w:p>
       <w:pPr>
         <w:spacing w:after="120" w:before="0"/>
+        <w:jc w:val="both"/>
       </w:pPr>
       <w:r>
         <w:rPr>
@@ -155,6 +160,7 @@
     <w:p>
       <w:pPr>
         <w:spacing w:after="120" w:before="0"/>
+        <w:jc w:val="both"/>
       </w:pPr>
       <w:r>
         <w:rPr>
@@ -170,6 +176,7 @@
     <w:p>
       <w:pPr>
         <w:spacing w:after="120" w:before="0"/>
+        <w:jc w:val="both"/>
       </w:pPr>
       <w:r>
         <w:rPr>
@@ -185,6 +192,7 @@
     <w:p>
       <w:pPr>
         <w:spacing w:after="120" w:before="0"/>
+        <w:jc w:val="both"/>
       </w:pPr>
       <w:r>
         <w:rPr>
@@ -200,6 +208,7 @@
     <w:p>
       <w:pPr>
         <w:spacing w:after="120" w:before="0"/>
+        <w:jc w:val="both"/>
       </w:pPr>
       <w:r>
         <w:rPr>
@@ -215,6 +224,7 @@
     <w:p>
       <w:pPr>
         <w:spacing w:after="40" w:before="0"/>
+        <w:jc w:val="both"/>
       </w:pPr>
     </w:p>
     <w:tbl>
@@ -428,7 +438,7 @@
               <w:spacing w:after="40"/>
             </w:pPr>
             <w:r>
-              <w:t>Ф.И.О.: {{Client.fullName}}</w:t>
+              <w:t>{{Client.reqLine1}}</w:t>
             </w:r>
             <w:r>
               <w:rPr>
@@ -452,7 +462,7 @@
                 <w:sz w:val="22"/>
                 <w:u w:val="none"/>
               </w:rPr>
-              <w:t>Паспорт: серия {{Client.passport.series}} № {{Client.passport.number}}</w:t>
+              <w:t>{{Client.reqLine2}}</w:t>
             </w:r>
           </w:p>
           <w:p>
@@ -467,7 +477,7 @@
                 <w:sz w:val="22"/>
                 <w:u w:val="none"/>
               </w:rPr>
-              <w:t>Выдан: {{Client.passport.issuedBy}}</w:t>
+              <w:t>{{Client.reqLine3}}</w:t>
             </w:r>
           </w:p>
           <w:p>
@@ -482,7 +492,7 @@
                 <w:sz w:val="22"/>
                 <w:u w:val="none"/>
               </w:rPr>
-              <w:t>Дата выдачи: {{Client.passport.issuedAt}} Код подразделения: {{Client.passport.code}}</w:t>
+              <w:t>{{Client.reqLine4}}</w:t>
             </w:r>
           </w:p>
           <w:p>
@@ -497,7 +507,7 @@
                 <w:sz w:val="22"/>
                 <w:u w:val="none"/>
               </w:rPr>
-              <w:t>Адрес: {{Client.regAddress}}</w:t>
+              <w:t>{{Client.reqLine5}}</w:t>
             </w:r>
           </w:p>
           <w:p>
@@ -512,7 +522,7 @@
                 <w:sz w:val="22"/>
                 <w:u w:val="none"/>
               </w:rPr>
-              <w:t>Тел.: {{Client.phone}}</w:t>
+              <w:t>{{Client.reqLine6}}</w:t>
             </w:r>
           </w:p>
         </w:tc>
